--- a/docs/entrega/metric_contracts.docx
+++ b/docs/entrega/metric_contracts.docx
@@ -519,7 +519,7 @@
                 <w:rFonts w:ascii="Arial" w:hAnsi="Arial"/>
                 <w:b/>
                 <w:color w:val="FFFFFF"/>
-                <w:sz w:val="20"/>
+                <w:sz w:val="18"/>
               </w:rPr>
               <w:t>Indicador</w:t>
             </w:r>
@@ -548,7 +548,7 @@
                 <w:rFonts w:ascii="Arial" w:hAnsi="Arial"/>
                 <w:b/>
                 <w:color w:val="FFFFFF"/>
-                <w:sz w:val="20"/>
+                <w:sz w:val="18"/>
               </w:rPr>
               <w:t>Valores</w:t>
             </w:r>
@@ -576,7 +576,7 @@
             <w:r>
               <w:rPr>
                 <w:rFonts w:ascii="Arial" w:hAnsi="Arial"/>
-                <w:sz w:val="20"/>
+                <w:sz w:val="18"/>
               </w:rPr>
               <w:t>Campo / Unidade</w:t>
             </w:r>
@@ -602,7 +602,7 @@
             <w:r>
               <w:rPr>
                 <w:rFonts w:ascii="Arial" w:hAnsi="Arial"/>
-                <w:sz w:val="20"/>
+                <w:sz w:val="18"/>
               </w:rPr>
               <w:t>temperatura_c / °C</w:t>
             </w:r>
@@ -630,7 +630,7 @@
             <w:r>
               <w:rPr>
                 <w:rFonts w:ascii="Arial" w:hAnsi="Arial"/>
-                <w:sz w:val="20"/>
+                <w:sz w:val="18"/>
               </w:rPr>
               <w:t>Domínio físico</w:t>
             </w:r>
@@ -656,7 +656,7 @@
             <w:r>
               <w:rPr>
                 <w:rFonts w:ascii="Arial" w:hAnsi="Arial"/>
-                <w:sz w:val="20"/>
+                <w:sz w:val="18"/>
               </w:rPr>
               <w:t>0 a 200 °C</w:t>
             </w:r>
@@ -684,7 +684,7 @@
             <w:r>
               <w:rPr>
                 <w:rFonts w:ascii="Arial" w:hAnsi="Arial"/>
-                <w:sz w:val="20"/>
+                <w:sz w:val="18"/>
               </w:rPr>
               <w:t>Normal</w:t>
             </w:r>
@@ -710,7 +710,7 @@
             <w:r>
               <w:rPr>
                 <w:rFonts w:ascii="Arial" w:hAnsi="Arial"/>
-                <w:sz w:val="20"/>
+                <w:sz w:val="18"/>
               </w:rPr>
               <w:t>&lt; 90 °C</w:t>
             </w:r>
@@ -738,7 +738,7 @@
             <w:r>
               <w:rPr>
                 <w:rFonts w:ascii="Arial" w:hAnsi="Arial"/>
-                <w:sz w:val="20"/>
+                <w:sz w:val="18"/>
               </w:rPr>
               <w:t>Atenção</w:t>
             </w:r>
@@ -764,7 +764,7 @@
             <w:r>
               <w:rPr>
                 <w:rFonts w:ascii="Arial" w:hAnsi="Arial"/>
-                <w:sz w:val="20"/>
+                <w:sz w:val="18"/>
               </w:rPr>
               <w:t>≥ 90 °C e &lt; 100 °C</w:t>
             </w:r>
@@ -792,7 +792,7 @@
             <w:r>
               <w:rPr>
                 <w:rFonts w:ascii="Arial" w:hAnsi="Arial"/>
-                <w:sz w:val="20"/>
+                <w:sz w:val="18"/>
               </w:rPr>
               <w:t>Crítico</w:t>
             </w:r>
@@ -818,7 +818,7 @@
             <w:r>
               <w:rPr>
                 <w:rFonts w:ascii="Arial" w:hAnsi="Arial"/>
-                <w:sz w:val="20"/>
+                <w:sz w:val="18"/>
               </w:rPr>
               <w:t>≥ 100 °C</w:t>
             </w:r>
@@ -846,7 +846,7 @@
             <w:r>
               <w:rPr>
                 <w:rFonts w:ascii="Arial" w:hAnsi="Arial"/>
-                <w:sz w:val="20"/>
+                <w:sz w:val="18"/>
               </w:rPr>
               <w:t>Fonte</w:t>
             </w:r>
@@ -872,7 +872,7 @@
             <w:r>
               <w:rPr>
                 <w:rFonts w:ascii="Arial" w:hAnsi="Arial"/>
-                <w:sz w:val="20"/>
+                <w:sz w:val="18"/>
               </w:rPr>
               <w:t>Faixas empíricas do protótipo; requer validação industrial</w:t>
             </w:r>
@@ -938,7 +938,7 @@
                 <w:rFonts w:ascii="Arial" w:hAnsi="Arial"/>
                 <w:b/>
                 <w:color w:val="FFFFFF"/>
-                <w:sz w:val="20"/>
+                <w:sz w:val="18"/>
               </w:rPr>
               <w:t>Indicador</w:t>
             </w:r>
@@ -967,7 +967,7 @@
                 <w:rFonts w:ascii="Arial" w:hAnsi="Arial"/>
                 <w:b/>
                 <w:color w:val="FFFFFF"/>
-                <w:sz w:val="20"/>
+                <w:sz w:val="18"/>
               </w:rPr>
               <w:t>Valores</w:t>
             </w:r>
@@ -995,7 +995,7 @@
             <w:r>
               <w:rPr>
                 <w:rFonts w:ascii="Arial" w:hAnsi="Arial"/>
-                <w:sz w:val="20"/>
+                <w:sz w:val="18"/>
               </w:rPr>
               <w:t>Campo / Unidade</w:t>
             </w:r>
@@ -1021,7 +1021,7 @@
             <w:r>
               <w:rPr>
                 <w:rFonts w:ascii="Arial" w:hAnsi="Arial"/>
-                <w:sz w:val="20"/>
+                <w:sz w:val="18"/>
               </w:rPr>
               <w:t>vibracao_mm_s / mm/s</w:t>
             </w:r>
@@ -1049,7 +1049,7 @@
             <w:r>
               <w:rPr>
                 <w:rFonts w:ascii="Arial" w:hAnsi="Arial"/>
-                <w:sz w:val="20"/>
+                <w:sz w:val="18"/>
               </w:rPr>
               <w:t>Domínio físico</w:t>
             </w:r>
@@ -1075,7 +1075,7 @@
             <w:r>
               <w:rPr>
                 <w:rFonts w:ascii="Arial" w:hAnsi="Arial"/>
-                <w:sz w:val="20"/>
+                <w:sz w:val="18"/>
               </w:rPr>
               <w:t>0 a 50 mm/s</w:t>
             </w:r>
@@ -1103,7 +1103,7 @@
             <w:r>
               <w:rPr>
                 <w:rFonts w:ascii="Arial" w:hAnsi="Arial"/>
-                <w:sz w:val="20"/>
+                <w:sz w:val="18"/>
               </w:rPr>
               <w:t>Normal</w:t>
             </w:r>
@@ -1129,7 +1129,7 @@
             <w:r>
               <w:rPr>
                 <w:rFonts w:ascii="Arial" w:hAnsi="Arial"/>
-                <w:sz w:val="20"/>
+                <w:sz w:val="18"/>
               </w:rPr>
               <w:t>&lt; 6 mm/s</w:t>
             </w:r>
@@ -1157,7 +1157,7 @@
             <w:r>
               <w:rPr>
                 <w:rFonts w:ascii="Arial" w:hAnsi="Arial"/>
-                <w:sz w:val="20"/>
+                <w:sz w:val="18"/>
               </w:rPr>
               <w:t>Atenção</w:t>
             </w:r>
@@ -1183,7 +1183,7 @@
             <w:r>
               <w:rPr>
                 <w:rFonts w:ascii="Arial" w:hAnsi="Arial"/>
-                <w:sz w:val="20"/>
+                <w:sz w:val="18"/>
               </w:rPr>
               <w:t>≥ 6 mm/s e &lt; 9 mm/s</w:t>
             </w:r>
@@ -1211,7 +1211,7 @@
             <w:r>
               <w:rPr>
                 <w:rFonts w:ascii="Arial" w:hAnsi="Arial"/>
-                <w:sz w:val="20"/>
+                <w:sz w:val="18"/>
               </w:rPr>
               <w:t>Crítico</w:t>
             </w:r>
@@ -1237,7 +1237,7 @@
             <w:r>
               <w:rPr>
                 <w:rFonts w:ascii="Arial" w:hAnsi="Arial"/>
-                <w:sz w:val="20"/>
+                <w:sz w:val="18"/>
               </w:rPr>
               <w:t>≥ 9 mm/s</w:t>
             </w:r>
@@ -1265,7 +1265,7 @@
             <w:r>
               <w:rPr>
                 <w:rFonts w:ascii="Arial" w:hAnsi="Arial"/>
-                <w:sz w:val="20"/>
+                <w:sz w:val="18"/>
               </w:rPr>
               <w:t>Fonte</w:t>
             </w:r>
@@ -1291,7 +1291,7 @@
             <w:r>
               <w:rPr>
                 <w:rFonts w:ascii="Arial" w:hAnsi="Arial"/>
-                <w:sz w:val="20"/>
+                <w:sz w:val="18"/>
               </w:rPr>
               <w:t>Faixas empíricas do protótipo; requer validação industrial</w:t>
             </w:r>
@@ -1357,7 +1357,7 @@
                 <w:rFonts w:ascii="Arial" w:hAnsi="Arial"/>
                 <w:b/>
                 <w:color w:val="FFFFFF"/>
-                <w:sz w:val="20"/>
+                <w:sz w:val="18"/>
               </w:rPr>
               <w:t>Indicador</w:t>
             </w:r>
@@ -1386,7 +1386,7 @@
                 <w:rFonts w:ascii="Arial" w:hAnsi="Arial"/>
                 <w:b/>
                 <w:color w:val="FFFFFF"/>
-                <w:sz w:val="20"/>
+                <w:sz w:val="18"/>
               </w:rPr>
               <w:t>Valores</w:t>
             </w:r>
@@ -1414,7 +1414,7 @@
             <w:r>
               <w:rPr>
                 <w:rFonts w:ascii="Arial" w:hAnsi="Arial"/>
-                <w:sz w:val="20"/>
+                <w:sz w:val="18"/>
               </w:rPr>
               <w:t>Campo / Unidade</w:t>
             </w:r>
@@ -1440,7 +1440,7 @@
             <w:r>
               <w:rPr>
                 <w:rFonts w:ascii="Arial" w:hAnsi="Arial"/>
-                <w:sz w:val="20"/>
+                <w:sz w:val="18"/>
               </w:rPr>
               <w:t>aceleracao_g / g</w:t>
             </w:r>
@@ -1468,7 +1468,7 @@
             <w:r>
               <w:rPr>
                 <w:rFonts w:ascii="Arial" w:hAnsi="Arial"/>
-                <w:sz w:val="20"/>
+                <w:sz w:val="18"/>
               </w:rPr>
               <w:t>Domínio físico</w:t>
             </w:r>
@@ -1494,7 +1494,7 @@
             <w:r>
               <w:rPr>
                 <w:rFonts w:ascii="Arial" w:hAnsi="Arial"/>
-                <w:sz w:val="20"/>
+                <w:sz w:val="18"/>
               </w:rPr>
               <w:t>0 a 5 g</w:t>
             </w:r>
@@ -1522,7 +1522,7 @@
             <w:r>
               <w:rPr>
                 <w:rFonts w:ascii="Arial" w:hAnsi="Arial"/>
-                <w:sz w:val="20"/>
+                <w:sz w:val="18"/>
               </w:rPr>
               <w:t>Normal</w:t>
             </w:r>
@@ -1548,7 +1548,7 @@
             <w:r>
               <w:rPr>
                 <w:rFonts w:ascii="Arial" w:hAnsi="Arial"/>
-                <w:sz w:val="20"/>
+                <w:sz w:val="18"/>
               </w:rPr>
               <w:t>&lt; 0,1487 g</w:t>
             </w:r>
@@ -1576,7 +1576,7 @@
             <w:r>
               <w:rPr>
                 <w:rFonts w:ascii="Arial" w:hAnsi="Arial"/>
-                <w:sz w:val="20"/>
+                <w:sz w:val="18"/>
               </w:rPr>
               <w:t>Atenção</w:t>
             </w:r>
@@ -1602,7 +1602,7 @@
             <w:r>
               <w:rPr>
                 <w:rFonts w:ascii="Arial" w:hAnsi="Arial"/>
-                <w:sz w:val="20"/>
+                <w:sz w:val="18"/>
               </w:rPr>
               <w:t>≥ 0,1487 g e &lt; 0,1813 g</w:t>
             </w:r>
@@ -1630,7 +1630,7 @@
             <w:r>
               <w:rPr>
                 <w:rFonts w:ascii="Arial" w:hAnsi="Arial"/>
-                <w:sz w:val="20"/>
+                <w:sz w:val="18"/>
               </w:rPr>
               <w:t>Crítico</w:t>
             </w:r>
@@ -1656,7 +1656,7 @@
             <w:r>
               <w:rPr>
                 <w:rFonts w:ascii="Arial" w:hAnsi="Arial"/>
-                <w:sz w:val="20"/>
+                <w:sz w:val="18"/>
               </w:rPr>
               <w:t>≥ 0,1813 g</w:t>
             </w:r>
@@ -1684,7 +1684,7 @@
             <w:r>
               <w:rPr>
                 <w:rFonts w:ascii="Arial" w:hAnsi="Arial"/>
-                <w:sz w:val="20"/>
+                <w:sz w:val="18"/>
               </w:rPr>
               <w:t>Fonte</w:t>
             </w:r>
@@ -1710,7 +1710,7 @@
             <w:r>
               <w:rPr>
                 <w:rFonts w:ascii="Arial" w:hAnsi="Arial"/>
-                <w:sz w:val="20"/>
+                <w:sz w:val="18"/>
               </w:rPr>
               <w:t>Quantis 95% e 99% de 26.291 leituras normais simuladas</w:t>
             </w:r>
@@ -2326,7 +2326,7 @@
                 <w:rFonts w:ascii="Arial" w:hAnsi="Arial"/>
                 <w:sz w:val="19"/>
               </w:rPr>
-              <w:t>Score ≥ 0.9512501159120564 (exibido 0.9513)</w:t>
+              <w:t>Score ≥ 0,9512501159120564 (exibido 0,9513)</w:t>
             </w:r>
           </w:p>
         </w:tc>
@@ -2667,6 +2667,8 @@
     </w:tblGrid>
     <w:tr>
       <w:trPr>
+        <w:tblHeader w:val="true"/>
+        <w:tblHeader w:val="true"/>
         <w:tblHeader w:val="true"/>
       </w:trPr>
       <w:tc>
